--- a/THEORY QUESTIONS.docx
+++ b/THEORY QUESTIONS.docx
@@ -11,7 +11,251 @@
           <w:szCs w:val="36"/>
         </w:rPr>
       </w:pPr>
+      <w:r>
+        <w:rPr>
+          <w:b/>
+          <w:sz w:val="36"/>
+          <w:szCs w:val="36"/>
+        </w:rPr>
+        <w:t>OUTPUTS</w:t>
+      </w:r>
+    </w:p>
+    <w:p>
+      <w:pPr>
+        <w:rPr>
+          <w:b/>
+          <w:sz w:val="36"/>
+          <w:szCs w:val="36"/>
+        </w:rPr>
+      </w:pPr>
+      <w:r>
+        <w:rPr>
+          <w:b/>
+          <w:sz w:val="36"/>
+          <w:szCs w:val="36"/>
+        </w:rPr>
+        <w:t>PART1</w:t>
+      </w:r>
+    </w:p>
+    <w:p>
+      <w:pPr>
+        <w:rPr>
+          <w:b/>
+          <w:sz w:val="36"/>
+          <w:szCs w:val="36"/>
+        </w:rPr>
+      </w:pPr>
+      <w:r>
+        <w:rPr>
+          <w:b/>
+          <w:noProof/>
+          <w:sz w:val="36"/>
+          <w:szCs w:val="36"/>
+        </w:rPr>
+        <w:drawing>
+          <wp:inline distT="0" distB="0" distL="0" distR="0">
+            <wp:extent cx="2827020" cy="565404"/>
+            <wp:effectExtent l="0" t="0" r="0" b="6350"/>
+            <wp:docPr id="2" name="Picture 2"/>
+            <wp:cNvGraphicFramePr>
+              <a:graphicFrameLocks xmlns:a="http://schemas.openxmlformats.org/drawingml/2006/main" noChangeAspect="1"/>
+            </wp:cNvGraphicFramePr>
+            <a:graphic xmlns:a="http://schemas.openxmlformats.org/drawingml/2006/main">
+              <a:graphicData uri="http://schemas.openxmlformats.org/drawingml/2006/picture">
+                <pic:pic xmlns:pic="http://schemas.openxmlformats.org/drawingml/2006/picture">
+                  <pic:nvPicPr>
+                    <pic:cNvPr id="2" name="Screenshot 2026-07-14 211905.png"/>
+                    <pic:cNvPicPr/>
+                  </pic:nvPicPr>
+                  <pic:blipFill>
+                    <a:blip r:embed="rId4">
+                      <a:extLst>
+                        <a:ext uri="{28A0092B-C50C-407E-A947-70E740481C1C}">
+                          <a14:useLocalDpi xmlns:a14="http://schemas.microsoft.com/office/drawing/2010/main" val="0"/>
+                        </a:ext>
+                      </a:extLst>
+                    </a:blip>
+                    <a:stretch>
+                      <a:fillRect/>
+                    </a:stretch>
+                  </pic:blipFill>
+                  <pic:spPr>
+                    <a:xfrm>
+                      <a:off x="0" y="0"/>
+                      <a:ext cx="2858999" cy="571800"/>
+                    </a:xfrm>
+                    <a:prstGeom prst="rect">
+                      <a:avLst/>
+                    </a:prstGeom>
+                  </pic:spPr>
+                </pic:pic>
+              </a:graphicData>
+            </a:graphic>
+          </wp:inline>
+        </w:drawing>
+      </w:r>
+    </w:p>
+    <w:p>
+      <w:pPr>
+        <w:rPr>
+          <w:b/>
+          <w:sz w:val="36"/>
+          <w:szCs w:val="36"/>
+        </w:rPr>
+      </w:pPr>
+      <w:r>
+        <w:rPr>
+          <w:b/>
+          <w:sz w:val="36"/>
+          <w:szCs w:val="36"/>
+        </w:rPr>
+        <w:t>PART2</w:t>
+      </w:r>
+    </w:p>
+    <w:p>
+      <w:pPr>
+        <w:rPr>
+          <w:b/>
+          <w:sz w:val="36"/>
+          <w:szCs w:val="36"/>
+        </w:rPr>
+      </w:pPr>
+      <w:r>
+        <w:rPr>
+          <w:b/>
+          <w:noProof/>
+          <w:sz w:val="36"/>
+          <w:szCs w:val="36"/>
+        </w:rPr>
+        <w:drawing>
+          <wp:inline distT="0" distB="0" distL="0" distR="0">
+            <wp:extent cx="4214225" cy="708721"/>
+            <wp:effectExtent l="0" t="0" r="0" b="0"/>
+            <wp:docPr id="1" name="Picture 1"/>
+            <wp:cNvGraphicFramePr>
+              <a:graphicFrameLocks xmlns:a="http://schemas.openxmlformats.org/drawingml/2006/main" noChangeAspect="1"/>
+            </wp:cNvGraphicFramePr>
+            <a:graphic xmlns:a="http://schemas.openxmlformats.org/drawingml/2006/main">
+              <a:graphicData uri="http://schemas.openxmlformats.org/drawingml/2006/picture">
+                <pic:pic xmlns:pic="http://schemas.openxmlformats.org/drawingml/2006/picture">
+                  <pic:nvPicPr>
+                    <pic:cNvPr id="1" name="Screenshot 2026-07-14 211914.png"/>
+                    <pic:cNvPicPr/>
+                  </pic:nvPicPr>
+                  <pic:blipFill>
+                    <a:blip r:embed="rId5">
+                      <a:extLst>
+                        <a:ext uri="{28A0092B-C50C-407E-A947-70E740481C1C}">
+                          <a14:useLocalDpi xmlns:a14="http://schemas.microsoft.com/office/drawing/2010/main" val="0"/>
+                        </a:ext>
+                      </a:extLst>
+                    </a:blip>
+                    <a:stretch>
+                      <a:fillRect/>
+                    </a:stretch>
+                  </pic:blipFill>
+                  <pic:spPr>
+                    <a:xfrm>
+                      <a:off x="0" y="0"/>
+                      <a:ext cx="4214225" cy="708721"/>
+                    </a:xfrm>
+                    <a:prstGeom prst="rect">
+                      <a:avLst/>
+                    </a:prstGeom>
+                  </pic:spPr>
+                </pic:pic>
+              </a:graphicData>
+            </a:graphic>
+          </wp:inline>
+        </w:drawing>
+      </w:r>
+    </w:p>
+    <w:p>
+      <w:pPr>
+        <w:rPr>
+          <w:b/>
+          <w:sz w:val="36"/>
+          <w:szCs w:val="36"/>
+        </w:rPr>
+      </w:pPr>
+      <w:r>
+        <w:rPr>
+          <w:b/>
+          <w:sz w:val="36"/>
+          <w:szCs w:val="36"/>
+        </w:rPr>
+        <w:t>PART3</w:t>
+      </w:r>
+    </w:p>
+    <w:p>
+      <w:pPr>
+        <w:rPr>
+          <w:b/>
+          <w:sz w:val="36"/>
+          <w:szCs w:val="36"/>
+        </w:rPr>
+      </w:pPr>
+      <w:r>
+        <w:rPr>
+          <w:b/>
+          <w:noProof/>
+          <w:sz w:val="36"/>
+          <w:szCs w:val="36"/>
+        </w:rPr>
+        <w:drawing>
+          <wp:inline distT="0" distB="0" distL="0" distR="0">
+            <wp:extent cx="3733800" cy="1109782"/>
+            <wp:effectExtent l="0" t="0" r="0" b="0"/>
+            <wp:docPr id="3" name="Picture 3"/>
+            <wp:cNvGraphicFramePr>
+              <a:graphicFrameLocks xmlns:a="http://schemas.openxmlformats.org/drawingml/2006/main" noChangeAspect="1"/>
+            </wp:cNvGraphicFramePr>
+            <a:graphic xmlns:a="http://schemas.openxmlformats.org/drawingml/2006/main">
+              <a:graphicData uri="http://schemas.openxmlformats.org/drawingml/2006/picture">
+                <pic:pic xmlns:pic="http://schemas.openxmlformats.org/drawingml/2006/picture">
+                  <pic:nvPicPr>
+                    <pic:cNvPr id="3" name="Screenshot 2026-07-14 211819.png"/>
+                    <pic:cNvPicPr/>
+                  </pic:nvPicPr>
+                  <pic:blipFill>
+                    <a:blip r:embed="rId6">
+                      <a:extLst>
+                        <a:ext uri="{28A0092B-C50C-407E-A947-70E740481C1C}">
+                          <a14:useLocalDpi xmlns:a14="http://schemas.microsoft.com/office/drawing/2010/main" val="0"/>
+                        </a:ext>
+                      </a:extLst>
+                    </a:blip>
+                    <a:stretch>
+                      <a:fillRect/>
+                    </a:stretch>
+                  </pic:blipFill>
+                  <pic:spPr>
+                    <a:xfrm>
+                      <a:off x="0" y="0"/>
+                      <a:ext cx="3771577" cy="1121010"/>
+                    </a:xfrm>
+                    <a:prstGeom prst="rect">
+                      <a:avLst/>
+                    </a:prstGeom>
+                  </pic:spPr>
+                </pic:pic>
+              </a:graphicData>
+            </a:graphic>
+          </wp:inline>
+        </w:drawing>
+      </w:r>
       <w:bookmarkStart w:id="0" w:name="_GoBack"/>
+      <w:bookmarkEnd w:id="0"/>
+    </w:p>
+    <w:p>
+      <w:pPr>
+        <w:jc w:val="center"/>
+        <w:rPr>
+          <w:b/>
+          <w:sz w:val="36"/>
+          <w:szCs w:val="36"/>
+        </w:rPr>
+      </w:pPr>
       <w:r>
         <w:rPr>
           <w:b/>
@@ -21,30 +265,21 @@
         <w:t>THEORY QUESTIONS</w:t>
       </w:r>
     </w:p>
-    <w:bookmarkEnd w:id="0"/>
-    <w:p>
-      <w:pPr>
-        <w:rPr>
-          <w:b/>
-          <w:sz w:val="24"/>
-          <w:szCs w:val="24"/>
-        </w:rPr>
-      </w:pPr>
-      <w:r>
-        <w:rPr>
-          <w:b/>
-          <w:sz w:val="24"/>
-          <w:szCs w:val="24"/>
-        </w:rPr>
-        <w:t>3. Which prediction is more reliable? W</w:t>
-      </w:r>
-      <w:r>
-        <w:rPr>
-          <w:b/>
-          <w:sz w:val="24"/>
-          <w:szCs w:val="24"/>
-        </w:rPr>
-        <w:t>hy?</w:t>
+    <w:p>
+      <w:pPr>
+        <w:rPr>
+          <w:b/>
+          <w:sz w:val="24"/>
+          <w:szCs w:val="24"/>
+        </w:rPr>
+      </w:pPr>
+      <w:r>
+        <w:rPr>
+          <w:b/>
+          <w:sz w:val="24"/>
+          <w:szCs w:val="24"/>
+        </w:rPr>
+        <w:t>3. Which prediction is more reliable? Why?</w:t>
       </w:r>
     </w:p>
     <w:p>
@@ -84,15 +319,7 @@
           <w:sz w:val="24"/>
           <w:szCs w:val="24"/>
         </w:rPr>
-        <w:t>4(a). What i</w:t>
-      </w:r>
-      <w:r>
-        <w:rPr>
-          <w:b/>
-          <w:sz w:val="24"/>
-          <w:szCs w:val="24"/>
-        </w:rPr>
-        <w:t xml:space="preserve">s the role of </w:t>
+        <w:t xml:space="preserve">4(a). What is the role of </w:t>
       </w:r>
       <w:proofErr w:type="spellStart"/>
       <w:r>
@@ -168,15 +395,7 @@
           <w:sz w:val="24"/>
           <w:szCs w:val="24"/>
         </w:rPr>
-        <w:t>4(b). What does the R²</w:t>
-      </w:r>
-      <w:r>
-        <w:rPr>
-          <w:b/>
-          <w:sz w:val="24"/>
-          <w:szCs w:val="24"/>
-        </w:rPr>
-        <w:t xml:space="preserve"> score tell us about the model?</w:t>
+        <w:t>4(b). What does the R² score tell us about the model?</w:t>
       </w:r>
     </w:p>
     <w:p>
